--- a/az/wisdom-stories/im-tired-mom.docx
+++ b/az/wisdom-stories/im-tired-mom.docx
@@ -68,7 +68,7 @@
         <w:rPr>
           <w:lang/>
         </w:rPr>
-        <w:t>— Başını qoy dizimə və rahatla, oğul, bir anlıq hər şeyi unut... ağrılarını mənə ver...</w:t>
+        <w:t>— Başını qoy dizimə, rahatlan, oğul. Bir anlıq hər şeyi unut… Ağrılarını mənə ver…</w:t>
       </w:r>
     </w:p>
     <w:p>
@@ -81,7 +81,7 @@
         <w:rPr>
           <w:lang/>
         </w:rPr>
-        <w:t>— Sağ ol, ana, yaxşı ki varsan. Yanında yaşımı da, yaşadıqlarımı da unuduram. Var ol!</w:t>
+        <w:t>— Sağ ol, ana, yaxşı ki, varsan. Yanında yaşımı da, yaşadıqlarımı da unuduram. Var ol!</w:t>
       </w:r>
     </w:p>
     <w:p>
@@ -120,7 +120,7 @@
         <w:rPr>
           <w:lang/>
         </w:rPr>
-        <w:t>— Məni siz yormursunuz, oğlum. Mənim yorğunluğum anasızlığımdır. Başımı qoymağa «ana dizi»m yoxdur, oğlum... Sən yorulma, əlindəkilərin qiymətini bil...</w:t>
+        <w:t>— Məni siz yormursunuz, oğlum. Mənim yorğunluğum anasızlığımdır. Başımı qoymağa ana dizim yoxdur, oğlum… Sən yorulma, əlindəkilərin qədrini bil…</w:t>
       </w:r>
     </w:p>
     <w:p>
